--- a/examples/anomalies/doc/21-regression-hanr_remd.docx
+++ b/examples/anomalies/doc/21-regression-hanr_remd.docx
@@ -163,6 +163,45 @@
       <w:pPr>
         <w:pStyle w:val="SourceCode"/>
       </w:pPr>
+      <w:r>
+        <w:rPr>
+          <w:rStyle w:val="FunctionTok"/>
+        </w:rPr>
+        <w:t xml:space="preserve">source</w:t>
+      </w:r>
+      <w:r>
+        <w:rPr>
+          <w:rStyle w:val="NormalTok"/>
+        </w:rPr>
+        <w:t xml:space="preserve">(</w:t>
+      </w:r>
+      <w:r>
+        <w:rPr>
+          <w:rStyle w:val="FunctionTok"/>
+        </w:rPr>
+        <w:t xml:space="preserve">url</w:t>
+      </w:r>
+      <w:r>
+        <w:rPr>
+          <w:rStyle w:val="NormalTok"/>
+        </w:rPr>
+        <w:t xml:space="preserve">(</w:t>
+      </w:r>
+      <w:r>
+        <w:rPr>
+          <w:rStyle w:val="StringTok"/>
+        </w:rPr>
+        <w:t xml:space="preserve">"https://raw.githubusercontent.com/cefet-rj-dal/harbinger/master/examples/seed.R"</w:t>
+      </w:r>
+      <w:r>
+        <w:rPr>
+          <w:rStyle w:val="NormalTok"/>
+        </w:rPr>
+        <w:t xml:space="preserve">))</w:t>
+      </w:r>
+      <w:r>
+        <w:br/>
+      </w:r>
       <w:r>
         <w:rPr>
           <w:rStyle w:val="CommentTok"/>
@@ -562,6 +601,21 @@
       </w:r>
       <w:r>
         <w:rPr>
+          <w:rStyle w:val="FunctionTok"/>
+        </w:rPr>
+        <w:t xml:space="preserve">set_example_seed</w:t>
+      </w:r>
+      <w:r>
+        <w:rPr>
+          <w:rStyle w:val="NormalTok"/>
+        </w:rPr>
+        <w:t xml:space="preserve">()</w:t>
+      </w:r>
+      <w:r>
+        <w:br/>
+      </w:r>
+      <w:r>
+        <w:rPr>
           <w:rStyle w:val="NormalTok"/>
         </w:rPr>
         <w:t xml:space="preserve">model </w:t>
@@ -1191,7 +1245,7 @@
               <a:graphicData uri="http://schemas.openxmlformats.org/drawingml/2006/picture">
                 <pic:pic>
                   <pic:nvPicPr>
-                    <pic:cNvPr descr="/home/gpca/harbinger/examples/anomalies/doc/21-regression-hanr_remd_files/e4ff5f2a3f6130f6e78eaa34614d86a1ea56f839.png" id="24" name="Picture"/>
+                    <pic:cNvPr descr="/home/gpca/harbinger/examples/anomalies/doc/21-regression-hanr_remd_files/deb98e40f5e6e3bcbcd65f67dd1e6609b85d7834.png" id="24" name="Picture"/>
                     <pic:cNvPicPr>
                       <a:picLocks noChangeArrowheads="1" noChangeAspect="1"/>
                     </pic:cNvPicPr>

--- a/examples/anomalies/doc/21-regression-hanr_remd.docx
+++ b/examples/anomalies/doc/21-regression-hanr_remd.docx
@@ -52,6 +52,59 @@
       </w:r>
       <w:r>
         <w:t xml:space="preserve">- Inspect detections, evaluate, and plot residual magnitudes</w:t>
+      </w:r>
+    </w:p>
+    <w:p>
+      <w:pPr>
+        <w:pStyle w:val="BodyText"/>
+      </w:pPr>
+      <w:r>
+        <w:t xml:space="preserve">Contract note</w:t>
+      </w:r>
+      <w:r>
+        <w:t xml:space="preserve"> </w:t>
+      </w:r>
+      <w:r>
+        <w:t xml:space="preserve">- Internally,</w:t>
+      </w:r>
+      <w:r>
+        <w:t xml:space="preserve"> </w:t>
+      </w:r>
+      <w:r>
+        <w:rPr>
+          <w:rStyle w:val="VerbatimChar"/>
+        </w:rPr>
+        <w:t xml:space="preserve">hanr_remd()</w:t>
+      </w:r>
+      <w:r>
+        <w:t xml:space="preserve"> </w:t>
+      </w:r>
+      <w:r>
+        <w:t xml:space="preserve">now fits the ARIMA adjustment on</w:t>
+      </w:r>
+      <w:r>
+        <w:t xml:space="preserve"> </w:t>
+      </w:r>
+      <w:r>
+        <w:rPr>
+          <w:rStyle w:val="VerbatimChar"/>
+        </w:rPr>
+        <w:t xml:space="preserve">ts_data(..., 1)</w:t>
+      </w:r>
+      <w:r>
+        <w:t xml:space="preserve">, the aligned single-series format expected by raw-series models in</w:t>
+      </w:r>
+      <w:r>
+        <w:t xml:space="preserve"> </w:t>
+      </w:r>
+      <w:r>
+        <w:rPr>
+          <w:rStyle w:val="VerbatimChar"/>
+        </w:rPr>
+        <w:t xml:space="preserve">tspredit</w:t>
+      </w:r>
+      <w:r>
+        <w:t xml:space="preserve">.</w:t>
       </w:r>
     </w:p>
     <w:bookmarkEnd w:id="9"/>
